--- a/L1SignalFabric/docs/L1_SignalFabric_Implementation.docx
+++ b/L1SignalFabric/docs/L1_SignalFabric_Implementation.docx
@@ -2778,7 +2778,7 @@
     </w:p>
     <w:p>
       <w:r>
-        <w:t xml:space="preserve">realization of Conduit's stubbed Phase-3 </w:t>
+        <w:t xml:space="preserve">realization of the upstream stubbed Phase-3 </w:t>
       </w:r>
       <w:r>
         <w:rPr>
@@ -7521,7 +7521,7 @@
     </w:p>
     <w:p>
       <w:r>
-        <w:t xml:space="preserve">bus / L2 sink consume. 1:1 with the upstream Conduit </w:t>
+        <w:t xml:space="preserve">bus / L2 sink consume. 1:1 with the upstream </w:t>
       </w:r>
       <w:r>
         <w:rPr>
@@ -7536,7 +7536,7 @@
     </w:p>
     <w:p>
       <w:r>
-        <w:t>tenantId, data, operation, timestamp, lineage) so the stream stays Conduit-compatible — the</w:t>
+        <w:t>tenantId, data, operation, timestamp, lineage) so the stream stays batch-compatible — the</w:t>
       </w:r>
     </w:p>
     <w:p>
@@ -7787,7 +7787,7 @@
               <w:t>SNAPSHOT</w:t>
             </w:r>
             <w:r>
-              <w:t xml:space="preserve"> (Conduit batch parity)</w:t>
+              <w:t xml:space="preserve"> (upstream batch parity)</w:t>
             </w:r>
           </w:p>
         </w:tc>
@@ -7822,7 +7822,7 @@
     <w:p/>
     <w:p>
       <w:r>
-        <w:t>Dependency-light (pydantic only) so it can be vendored back into Conduit unchanged.</w:t>
+        <w:t>Dependency-light (pydantic only) so it can be vendored back upstream unchanged.</w:t>
       </w:r>
     </w:p>
     <w:p>
